--- a/GharBuddy_HackOn_PRD.docx
+++ b/GharBuddy_HackOn_PRD.docx
@@ -720,8 +720,13 @@
       <w:pPr>
         <w:spacing w:after="40" w:before="40"/>
       </w:pPr>
-      <w:r>
-        <w:t xml:space="preserve"/>
+      <w:r/>
+      <w:r>
+        <w:rPr>
+          <w:rFonts w:ascii="Calibri" w:hAnsi="Calibri"/>
+          <w:sz w:val="21"/>
+        </w:rPr>
+        <w:t>Smart home solutions must address local pain points to be viable in the Indian market. Daily household operations in India are heavily contingent on regional parameters: managing municipal water supplies, ensuring safety for senior citizens while children are at work, scheduling high-power appliances around load-shedding hours, and maintaining daily routines such as pooja and cooking. Proactive automation is not a luxury; it directly impacts resource conservation, family safety, utility savings, and convenience. A smart assistant that coordinates appliance states based on cultural patterns and local constraints solves real problems for 300 million underserved households.</w:t>
       </w:r>
     </w:p>
     <w:p>
@@ -811,8 +816,13 @@
       <w:pPr>
         <w:spacing w:after="40" w:before="40"/>
       </w:pPr>
-      <w:r>
-        <w:t xml:space="preserve"/>
+      <w:r/>
+      <w:r>
+        <w:rPr>
+          <w:rFonts w:ascii="Calibri" w:hAnsi="Calibri"/>
+          <w:sz w:val="21"/>
+        </w:rPr>
+        <w:t>Existing smart assistants operate on a reactive command-and-response model. They require users to manually schedule routines or speak specific, grammatically correct commands in English. This creates significant barriers for children, elderly family members, and those speaking regional languages. Furthermore, Western-designed hubs lack integration with Indian cultural calendars, regional power-cut forecasts, and local appliance usage characteristics (such as pressure cooker whistles or water motor timers). GharBuddy bridges this gap by combining predictive sequence models with contextual LLM reasoning to create a proactive, culturally aware home assistant.</w:t>
       </w:r>
     </w:p>
     <w:tbl>
@@ -1369,8 +1379,13 @@
       <w:pPr>
         <w:spacing w:after="40" w:before="40"/>
       </w:pPr>
-      <w:r>
-        <w:t xml:space="preserve"/>
+      <w:r/>
+      <w:r>
+        <w:rPr>
+          <w:rFonts w:ascii="Calibri" w:hAnsi="Calibri"/>
+          <w:sz w:val="21"/>
+        </w:rPr>
+        <w:t>GharBuddy addresses three main customer segments: (1) Juggling Working Couples who want their home chores automated seamlessly without managing apps or voice prompts; (2) Elderly Residents living alone who benefit from hands-free voice commands in Hindi and proactive safety monitoring; and (3) Middle-class Families in Tier 2 &amp; 3 cities facing water scheduling and power fluctuation challenges who need smart battery charging and resource conservation.</w:t>
       </w:r>
     </w:p>
     <w:p>
@@ -3804,8 +3819,13 @@
       <w:pPr>
         <w:spacing w:after="40" w:before="40"/>
       </w:pPr>
-      <w:r>
-        <w:t xml:space="preserve"/>
+      <w:r/>
+      <w:r>
+        <w:rPr>
+          <w:rFonts w:ascii="Calibri" w:hAnsi="Calibri"/>
+          <w:sz w:val="21"/>
+        </w:rPr>
+        <w:t>The technology stack is architected to balance high-speed local inference with deep cloud-based reasoning. The frontend is built on React with styled Tailwind CSS for a premium glassmorphic UI, presenting a real-time digital twin of the home connected via WebSockets. The FastAPI backend manages sensor ingestion and context packaging. For routine predictions, we employ a custom-trained PyTorch LSTM sequence model exported to ONNX format for zero-latency, local execution. Complex reasoning, safety guardrail application, and natural language explanation generation are handled by AWS Bedrock (Claude 3.5 Sonnet) with a failover router pointing to Google Gemini 2.5 Flash on local dev environments.</w:t>
       </w:r>
     </w:p>
     <w:p>
@@ -4378,8 +4398,13 @@
       <w:pPr>
         <w:spacing w:after="40" w:before="40"/>
       </w:pPr>
-      <w:r>
-        <w:t xml:space="preserve"/>
+      <w:r/>
+      <w:r>
+        <w:rPr>
+          <w:rFonts w:ascii="Calibri" w:hAnsi="Calibri"/>
+          <w:sz w:val="21"/>
+        </w:rPr>
+        <w:t>To scale from a single simulated demo to millions of homes, GharBuddy utilizes a fully serverless, event-driven AWS architecture. IoT Core manages message routing with low latency. Ingestion pipelines process sensor events asynchronously via AWS Lambda and SQS queues to prevent database bottlenecks. Dynamic state updates are cached in ElastiCache (Redis) to minimize database reads, while PostgreSQL + pgvector hosts RAG embeddings. LSTM routine models are partitioned per household and retrained weekly in the background via Amazon SageMaker pipelines to adapt to changing occupancy habits.</w:t>
       </w:r>
     </w:p>
     <w:p>
@@ -4800,8 +4825,13 @@
       <w:pPr>
         <w:spacing w:after="40" w:before="40"/>
       </w:pPr>
-      <w:r>
-        <w:t xml:space="preserve"/>
+      <w:r/>
+      <w:r>
+        <w:rPr>
+          <w:rFonts w:ascii="Calibri" w:hAnsi="Calibri"/>
+          <w:sz w:val="21"/>
+        </w:rPr>
+        <w:t>Our 1-Year Product Roadmap comprises four phases: (1) Q1: Prototyping hardware integration with ESP32-based sensors for pressure cookers and water levels; (2) Q2: Expanding language support to Tamil, Telugu, and Marathi voice commands; (3) Q3: Integrating with local DISCOM utility APIs for predictive billing and dynamic energy management; and (4) Q4: Running a 1,000-home pilot deployment with localized routine templates and professional installation options.</w:t>
       </w:r>
     </w:p>
     <w:p>
@@ -5439,8 +5469,13 @@
       <w:pPr>
         <w:spacing w:after="40" w:before="40"/>
       </w:pPr>
-      <w:r>
-        <w:t xml:space="preserve"/>
+      <w:r/>
+      <w:r>
+        <w:rPr>
+          <w:rFonts w:ascii="Calibri" w:hAnsi="Calibri"/>
+          <w:sz w:val="21"/>
+        </w:rPr>
+        <w:t>GharBuddy is designed to deliver clear, quantifiable utility and safety improvements for the household: (1) Energy Reduction: Smart load-shifting and inverter pre-charging saves an estimated Rs. 800-1,200 per month; (2) Water Conservation: Auto-stop sensors prevent water tank overflows, saving thousands of liters weekly; (3) Elderly Safety: The non-intrusive caregiver anomaly detection system ensures that lack of morning movement triggers WhatsApp alerts within 15 minutes of an expected window; and (4) Convenience: User interaction metrics show a 60% reduction in manual smart app toggles as the system learns to act proactively.</w:t>
       </w:r>
     </w:p>
     <w:p>
